--- a/guj/docx/57.content.docx
+++ b/guj/docx/57.content.docx
@@ -544,6 +544,21 @@
           <w:b/>
           <w:lang w:val="gu_IN" w:bidi="gu_IN"/>
         </w:rPr>
+        <w:t>Παῦλος</w:t>
+      </w:r>
+    </w:p>
+    <w:p>
+      <w:pPr/>
+      <w:r>
+        <w:rPr>
+          <w:lang w:val="gu_IN" w:bidi="gu_IN"/>
+        </w:rPr>
+      </w:r>
+      <w:r>
+        <w:rPr>
+          <w:b/>
+          <w:lang w:val="gu_IN" w:bidi="gu_IN"/>
+        </w:rPr>
         <w:t>"પાઉલ"</w:t>
       </w:r>
     </w:p>
@@ -607,6 +622,21 @@
           <w:b/>
           <w:lang w:val="gu_IN" w:bidi="gu_IN"/>
         </w:rPr>
+        <w:t>δέσμιος Χριστοῦ Ἰησοῦ</w:t>
+      </w:r>
+    </w:p>
+    <w:p>
+      <w:pPr/>
+      <w:r>
+        <w:rPr>
+          <w:lang w:val="gu_IN" w:bidi="gu_IN"/>
+        </w:rPr>
+      </w:r>
+      <w:r>
+        <w:rPr>
+          <w:b/>
+          <w:lang w:val="gu_IN" w:bidi="gu_IN"/>
+        </w:rPr>
         <w:t>"ખ્રિસ્ત ઈસુનો એક બંદીવાન"</w:t>
       </w:r>
     </w:p>
@@ -670,6 +700,21 @@
           <w:b/>
           <w:lang w:val="gu_IN" w:bidi="gu_IN"/>
         </w:rPr>
+        <w:t>ὁ ἀδελφὸς</w:t>
+      </w:r>
+    </w:p>
+    <w:p>
+      <w:pPr/>
+      <w:r>
+        <w:rPr>
+          <w:lang w:val="gu_IN" w:bidi="gu_IN"/>
+        </w:rPr>
+      </w:r>
+      <w:r>
+        <w:rPr>
+          <w:b/>
+          <w:lang w:val="gu_IN" w:bidi="gu_IN"/>
+        </w:rPr>
         <w:t>"આપણો} ભાઈ"</w:t>
       </w:r>
     </w:p>
@@ -740,6 +785,21 @@
           <w:b/>
           <w:lang w:val="gu_IN" w:bidi="gu_IN"/>
         </w:rPr>
+        <w:t>ὁ ἀδελφὸς</w:t>
+      </w:r>
+    </w:p>
+    <w:p>
+      <w:pPr/>
+      <w:r>
+        <w:rPr>
+          <w:lang w:val="gu_IN" w:bidi="gu_IN"/>
+        </w:rPr>
+      </w:r>
+      <w:r>
+        <w:rPr>
+          <w:b/>
+          <w:lang w:val="gu_IN" w:bidi="gu_IN"/>
+        </w:rPr>
         <w:t>"આપણો} ભાઈ"</w:t>
       </w:r>
     </w:p>
@@ -916,6 +976,21 @@
           <w:b/>
           <w:lang w:val="gu_IN" w:bidi="gu_IN"/>
         </w:rPr>
+        <w:t>Φιλήμονι</w:t>
+      </w:r>
+    </w:p>
+    <w:p>
+      <w:pPr/>
+      <w:r>
+        <w:rPr>
+          <w:lang w:val="gu_IN" w:bidi="gu_IN"/>
+        </w:rPr>
+      </w:r>
+      <w:r>
+        <w:rPr>
+          <w:b/>
+          <w:lang w:val="gu_IN" w:bidi="gu_IN"/>
+        </w:rPr>
         <w:t>"ફિલેમોનને"</w:t>
       </w:r>
     </w:p>
@@ -991,6 +1066,21 @@
           <w:b/>
           <w:lang w:val="gu_IN" w:bidi="gu_IN"/>
         </w:rPr>
+        <w:t>ἡμῶν</w:t>
+      </w:r>
+    </w:p>
+    <w:p>
+      <w:pPr/>
+      <w:r>
+        <w:rPr>
+          <w:lang w:val="gu_IN" w:bidi="gu_IN"/>
+        </w:rPr>
+      </w:r>
+      <w:r>
+        <w:rPr>
+          <w:b/>
+          <w:lang w:val="gu_IN" w:bidi="gu_IN"/>
+        </w:rPr>
         <w:t>"આપણા"</w:t>
       </w:r>
     </w:p>
@@ -1079,6 +1169,21 @@
           <w:b/>
           <w:lang w:val="gu_IN" w:bidi="gu_IN"/>
         </w:rPr>
+        <w:t>καὶ συνεργῷ ἡμῶν</w:t>
+      </w:r>
+    </w:p>
+    <w:p>
+      <w:pPr/>
+      <w:r>
+        <w:rPr>
+          <w:lang w:val="gu_IN" w:bidi="gu_IN"/>
+        </w:rPr>
+      </w:r>
+      <w:r>
+        <w:rPr>
+          <w:b/>
+          <w:lang w:val="gu_IN" w:bidi="gu_IN"/>
+        </w:rPr>
         <w:t>"અને આપણા સાથી કાર્યકર"</w:t>
       </w:r>
     </w:p>
@@ -1217,6 +1322,21 @@
           <w:b/>
           <w:lang w:val="gu_IN" w:bidi="gu_IN"/>
         </w:rPr>
+        <w:t>τῇ ἀδελφῇ</w:t>
+      </w:r>
+    </w:p>
+    <w:p>
+      <w:pPr/>
+      <w:r>
+        <w:rPr>
+          <w:lang w:val="gu_IN" w:bidi="gu_IN"/>
+        </w:rPr>
+      </w:r>
+      <w:r>
+        <w:rPr>
+          <w:b/>
+          <w:lang w:val="gu_IN" w:bidi="gu_IN"/>
+        </w:rPr>
         <w:t>"આપણી} બહેનને"</w:t>
       </w:r>
     </w:p>
@@ -1318,6 +1438,21 @@
           <w:b/>
           <w:lang w:val="gu_IN" w:bidi="gu_IN"/>
         </w:rPr>
+        <w:t>τῇ ἀδελφῇ</w:t>
+      </w:r>
+    </w:p>
+    <w:p>
+      <w:pPr/>
+      <w:r>
+        <w:rPr>
+          <w:lang w:val="gu_IN" w:bidi="gu_IN"/>
+        </w:rPr>
+      </w:r>
+      <w:r>
+        <w:rPr>
+          <w:b/>
+          <w:lang w:val="gu_IN" w:bidi="gu_IN"/>
+        </w:rPr>
         <w:t>"આપણી} બહેનને"</w:t>
       </w:r>
     </w:p>
@@ -1394,6 +1529,21 @@
           <w:b/>
           <w:lang w:val="gu_IN" w:bidi="gu_IN"/>
         </w:rPr>
+        <w:t>ἡμῶν</w:t>
+      </w:r>
+    </w:p>
+    <w:p>
+      <w:pPr/>
+      <w:r>
+        <w:rPr>
+          <w:lang w:val="gu_IN" w:bidi="gu_IN"/>
+        </w:rPr>
+      </w:r>
+      <w:r>
+        <w:rPr>
+          <w:b/>
+          <w:lang w:val="gu_IN" w:bidi="gu_IN"/>
+        </w:rPr>
         <w:t>"આપણા"</w:t>
       </w:r>
     </w:p>
@@ -1659,6 +1809,21 @@
           <w:b/>
           <w:lang w:val="gu_IN" w:bidi="gu_IN"/>
         </w:rPr>
+        <w:t>τῷ συνστρατιώτῃ ἡμῶν</w:t>
+      </w:r>
+    </w:p>
+    <w:p>
+      <w:pPr/>
+      <w:r>
+        <w:rPr>
+          <w:lang w:val="gu_IN" w:bidi="gu_IN"/>
+        </w:rPr>
+      </w:r>
+      <w:r>
+        <w:rPr>
+          <w:b/>
+          <w:lang w:val="gu_IN" w:bidi="gu_IN"/>
+        </w:rPr>
         <w:t>"આપણા સાથી સૈનિકને"</w:t>
       </w:r>
     </w:p>
@@ -1734,6 +1899,21 @@
           <w:b/>
           <w:lang w:val="gu_IN" w:bidi="gu_IN"/>
         </w:rPr>
+        <w:t>καὶ τῇ κατ’ οἶκόν σου ἐκκλησίᾳ</w:t>
+      </w:r>
+    </w:p>
+    <w:p>
+      <w:pPr/>
+      <w:r>
+        <w:rPr>
+          <w:lang w:val="gu_IN" w:bidi="gu_IN"/>
+        </w:rPr>
+      </w:r>
+      <w:r>
+        <w:rPr>
+          <w:b/>
+          <w:lang w:val="gu_IN" w:bidi="gu_IN"/>
+        </w:rPr>
         <w:t>"અને તારા ઘરમાંની મંડળીને"</w:t>
       </w:r>
     </w:p>
@@ -1973,6 +2153,21 @@
           <w:b/>
           <w:lang w:val="gu_IN" w:bidi="gu_IN"/>
         </w:rPr>
+        <w:t>ἡμῶν &amp; ἡμῶν</w:t>
+      </w:r>
+    </w:p>
+    <w:p>
+      <w:pPr/>
+      <w:r>
+        <w:rPr>
+          <w:lang w:val="gu_IN" w:bidi="gu_IN"/>
+        </w:rPr>
+      </w:r>
+      <w:r>
+        <w:rPr>
+          <w:b/>
+          <w:lang w:val="gu_IN" w:bidi="gu_IN"/>
+        </w:rPr>
         <w:t>"આપણા &amp; આપણા"</w:t>
       </w:r>
     </w:p>
@@ -2061,6 +2256,21 @@
           <w:b/>
           <w:lang w:val="gu_IN" w:bidi="gu_IN"/>
         </w:rPr>
+        <w:t>ὑμῖν</w:t>
+      </w:r>
+    </w:p>
+    <w:p>
+      <w:pPr/>
+      <w:r>
+        <w:rPr>
+          <w:lang w:val="gu_IN" w:bidi="gu_IN"/>
+        </w:rPr>
+      </w:r>
+      <w:r>
+        <w:rPr>
+          <w:b/>
+          <w:lang w:val="gu_IN" w:bidi="gu_IN"/>
+        </w:rPr>
         <w:t>"તમોને"</w:t>
       </w:r>
     </w:p>
@@ -2224,6 +2434,21 @@
           <w:b/>
           <w:lang w:val="gu_IN" w:bidi="gu_IN"/>
         </w:rPr>
+        <w:t>σου</w:t>
+      </w:r>
+    </w:p>
+    <w:p>
+      <w:pPr/>
+      <w:r>
+        <w:rPr>
+          <w:lang w:val="gu_IN" w:bidi="gu_IN"/>
+        </w:rPr>
+      </w:r>
+      <w:r>
+        <w:rPr>
+          <w:b/>
+          <w:lang w:val="gu_IN" w:bidi="gu_IN"/>
+        </w:rPr>
         <w:t>"તારો"</w:t>
       </w:r>
     </w:p>
@@ -2589,6 +2814,21 @@
           <w:b/>
           <w:lang w:val="gu_IN" w:bidi="gu_IN"/>
         </w:rPr>
+        <w:t>ὅπως</w:t>
+      </w:r>
+    </w:p>
+    <w:p>
+      <w:pPr/>
+      <w:r>
+        <w:rPr>
+          <w:lang w:val="gu_IN" w:bidi="gu_IN"/>
+        </w:rPr>
+      </w:r>
+      <w:r>
+        <w:rPr>
+          <w:b/>
+          <w:lang w:val="gu_IN" w:bidi="gu_IN"/>
+        </w:rPr>
         <w:t>"કે"</w:t>
       </w:r>
     </w:p>
@@ -2677,6 +2917,21 @@
           <w:b/>
           <w:lang w:val="gu_IN" w:bidi="gu_IN"/>
         </w:rPr>
+        <w:t>ἡ κοινωνία τῆς πίστεώς σου</w:t>
+      </w:r>
+    </w:p>
+    <w:p>
+      <w:pPr/>
+      <w:r>
+        <w:rPr>
+          <w:lang w:val="gu_IN" w:bidi="gu_IN"/>
+        </w:rPr>
+      </w:r>
+      <w:r>
+        <w:rPr>
+          <w:b/>
+          <w:lang w:val="gu_IN" w:bidi="gu_IN"/>
+        </w:rPr>
         <w:t>"તારા વિશ્વાસની સંગત"</w:t>
       </w:r>
     </w:p>
@@ -2935,6 +3190,21 @@
           <w:b/>
           <w:lang w:val="gu_IN" w:bidi="gu_IN"/>
         </w:rPr>
+        <w:t>εἰς Χριστόν</w:t>
+      </w:r>
+    </w:p>
+    <w:p>
+      <w:pPr/>
+      <w:r>
+        <w:rPr>
+          <w:lang w:val="gu_IN" w:bidi="gu_IN"/>
+        </w:rPr>
+      </w:r>
+      <w:r>
+        <w:rPr>
+          <w:b/>
+          <w:lang w:val="gu_IN" w:bidi="gu_IN"/>
+        </w:rPr>
         <w:t>"ખ્રિસ્ત"</w:t>
       </w:r>
     </w:p>
@@ -3010,6 +3280,21 @@
           <w:b/>
           <w:lang w:val="gu_IN" w:bidi="gu_IN"/>
         </w:rPr>
+        <w:t>χαρὰν γὰρ πολλὴν ἔσχον καὶ παράκλησιν</w:t>
+      </w:r>
+    </w:p>
+    <w:p>
+      <w:pPr/>
+      <w:r>
+        <w:rPr>
+          <w:lang w:val="gu_IN" w:bidi="gu_IN"/>
+        </w:rPr>
+      </w:r>
+      <w:r>
+        <w:rPr>
+          <w:b/>
+          <w:lang w:val="gu_IN" w:bidi="gu_IN"/>
+        </w:rPr>
         <w:t>"કેમ કે મને &amp; ખૂબ આનંદ અને દિલાસો પ્રાપ્ત થયા"</w:t>
       </w:r>
     </w:p>
@@ -3111,6 +3396,21 @@
           <w:b/>
           <w:lang w:val="gu_IN" w:bidi="gu_IN"/>
         </w:rPr>
+        <w:t>ἐπὶ τῇ ἀγάπῃ σου</w:t>
+      </w:r>
+    </w:p>
+    <w:p>
+      <w:pPr/>
+      <w:r>
+        <w:rPr>
+          <w:lang w:val="gu_IN" w:bidi="gu_IN"/>
+        </w:rPr>
+      </w:r>
+      <w:r>
+        <w:rPr>
+          <w:b/>
+          <w:lang w:val="gu_IN" w:bidi="gu_IN"/>
+        </w:rPr>
         <w:t>"તારા પ્રેમના કારણે"</w:t>
       </w:r>
     </w:p>
@@ -3274,6 +3574,21 @@
           <w:b/>
           <w:lang w:val="gu_IN" w:bidi="gu_IN"/>
         </w:rPr>
+        <w:t>τὰ σπλάγχνα τῶν ἁγίων</w:t>
+      </w:r>
+    </w:p>
+    <w:p>
+      <w:pPr/>
+      <w:r>
+        <w:rPr>
+          <w:lang w:val="gu_IN" w:bidi="gu_IN"/>
+        </w:rPr>
+      </w:r>
+      <w:r>
+        <w:rPr>
+          <w:b/>
+          <w:lang w:val="gu_IN" w:bidi="gu_IN"/>
+        </w:rPr>
         <w:t>"સંતોના આંતરિક મનો"</w:t>
       </w:r>
     </w:p>
@@ -3450,6 +3765,21 @@
           <w:b/>
           <w:lang w:val="gu_IN" w:bidi="gu_IN"/>
         </w:rPr>
+        <w:t>σοῦ, ἀδελφέ</w:t>
+      </w:r>
+    </w:p>
+    <w:p>
+      <w:pPr/>
+      <w:r>
+        <w:rPr>
+          <w:lang w:val="gu_IN" w:bidi="gu_IN"/>
+        </w:rPr>
+      </w:r>
+      <w:r>
+        <w:rPr>
+          <w:b/>
+          <w:lang w:val="gu_IN" w:bidi="gu_IN"/>
+        </w:rPr>
         <w:t>"ભાઈ &amp; તારા"</w:t>
       </w:r>
     </w:p>
@@ -3675,6 +4005,21 @@
           <w:b/>
           <w:lang w:val="gu_IN" w:bidi="gu_IN"/>
         </w:rPr>
+        <w:t>διό</w:t>
+      </w:r>
+    </w:p>
+    <w:p>
+      <w:pPr/>
+      <w:r>
+        <w:rPr>
+          <w:lang w:val="gu_IN" w:bidi="gu_IN"/>
+        </w:rPr>
+      </w:r>
+      <w:r>
+        <w:rPr>
+          <w:b/>
+          <w:lang w:val="gu_IN" w:bidi="gu_IN"/>
+        </w:rPr>
         <w:t>"તેથી"</w:t>
       </w:r>
     </w:p>
@@ -3757,6 +4102,21 @@
           <w:b/>
           <w:lang w:val="gu_IN" w:bidi="gu_IN"/>
         </w:rPr>
+        <w:t>διὰ τὴν ἀγάπην</w:t>
+      </w:r>
+    </w:p>
+    <w:p>
+      <w:pPr/>
+      <w:r>
+        <w:rPr>
+          <w:lang w:val="gu_IN" w:bidi="gu_IN"/>
+        </w:rPr>
+      </w:r>
+      <w:r>
+        <w:rPr>
+          <w:b/>
+          <w:lang w:val="gu_IN" w:bidi="gu_IN"/>
+        </w:rPr>
         <w:t>"પ્રેમને કારણે"</w:t>
       </w:r>
     </w:p>
@@ -3832,6 +4192,21 @@
           <w:b/>
           <w:lang w:val="gu_IN" w:bidi="gu_IN"/>
         </w:rPr>
+        <w:t>δέσμιος Χριστοῦ Ἰησοῦ</w:t>
+      </w:r>
+    </w:p>
+    <w:p>
+      <w:pPr/>
+      <w:r>
+        <w:rPr>
+          <w:lang w:val="gu_IN" w:bidi="gu_IN"/>
+        </w:rPr>
+      </w:r>
+      <w:r>
+        <w:rPr>
+          <w:b/>
+          <w:lang w:val="gu_IN" w:bidi="gu_IN"/>
+        </w:rPr>
         <w:t>"ખ્રિસ્ત ઈસુનો એક બંદીવાન"</w:t>
       </w:r>
     </w:p>
@@ -3977,6 +4352,21 @@
           <w:b/>
           <w:lang w:val="gu_IN" w:bidi="gu_IN"/>
         </w:rPr>
+        <w:t>Ὀνήσιμον</w:t>
+      </w:r>
+    </w:p>
+    <w:p>
+      <w:pPr/>
+      <w:r>
+        <w:rPr>
+          <w:lang w:val="gu_IN" w:bidi="gu_IN"/>
+        </w:rPr>
+      </w:r>
+      <w:r>
+        <w:rPr>
+          <w:b/>
+          <w:lang w:val="gu_IN" w:bidi="gu_IN"/>
+        </w:rPr>
         <w:t>"ઓનેસિમસ"</w:t>
       </w:r>
     </w:p>
@@ -4059,6 +4449,21 @@
           <w:b/>
           <w:lang w:val="gu_IN" w:bidi="gu_IN"/>
         </w:rPr>
+        <w:t>ὃν ἐγέννησα</w:t>
+      </w:r>
+    </w:p>
+    <w:p>
+      <w:pPr/>
+      <w:r>
+        <w:rPr>
+          <w:lang w:val="gu_IN" w:bidi="gu_IN"/>
+        </w:rPr>
+      </w:r>
+      <w:r>
+        <w:rPr>
+          <w:b/>
+          <w:lang w:val="gu_IN" w:bidi="gu_IN"/>
+        </w:rPr>
         <w:t>"બાળક &amp; જેની સાથે મેં &amp; પિતા તરીકે વ્યવહાર કર્યો છે"</w:t>
       </w:r>
     </w:p>
@@ -4147,6 +4552,21 @@
           <w:b/>
           <w:lang w:val="gu_IN" w:bidi="gu_IN"/>
         </w:rPr>
+        <w:t>ἐν τοῖς δεσμοῖς</w:t>
+      </w:r>
+    </w:p>
+    <w:p>
+      <w:pPr/>
+      <w:r>
+        <w:rPr>
+          <w:lang w:val="gu_IN" w:bidi="gu_IN"/>
+        </w:rPr>
+      </w:r>
+      <w:r>
+        <w:rPr>
+          <w:b/>
+          <w:lang w:val="gu_IN" w:bidi="gu_IN"/>
+        </w:rPr>
         <w:t>"મારી} સાંકળોમાં"</w:t>
       </w:r>
     </w:p>
@@ -4298,6 +4718,21 @@
           <w:b/>
           <w:lang w:val="gu_IN" w:bidi="gu_IN"/>
         </w:rPr>
+        <w:t>τοῦτ’ ἔστιν τὰ ἐμὰ σπλάγχνα</w:t>
+      </w:r>
+    </w:p>
+    <w:p>
+      <w:pPr/>
+      <w:r>
+        <w:rPr>
+          <w:lang w:val="gu_IN" w:bidi="gu_IN"/>
+        </w:rPr>
+      </w:r>
+      <w:r>
+        <w:rPr>
+          <w:b/>
+          <w:lang w:val="gu_IN" w:bidi="gu_IN"/>
+        </w:rPr>
         <w:t>"મારા આંતરિક મન જેવો છે"</w:t>
       </w:r>
     </w:p>
@@ -4386,6 +4821,21 @@
           <w:b/>
           <w:lang w:val="gu_IN" w:bidi="gu_IN"/>
         </w:rPr>
+        <w:t>τὰ ἐμὰ σπλάγχνα</w:t>
+      </w:r>
+    </w:p>
+    <w:p>
+      <w:pPr/>
+      <w:r>
+        <w:rPr>
+          <w:lang w:val="gu_IN" w:bidi="gu_IN"/>
+        </w:rPr>
+      </w:r>
+      <w:r>
+        <w:rPr>
+          <w:b/>
+          <w:lang w:val="gu_IN" w:bidi="gu_IN"/>
+        </w:rPr>
         <w:t>"મારા આંતરિક મન જેવો છે"</w:t>
       </w:r>
     </w:p>
@@ -4461,6 +4911,21 @@
           <w:b/>
           <w:lang w:val="gu_IN" w:bidi="gu_IN"/>
         </w:rPr>
+        <w:t>ἵνα ὑπὲρ σοῦ μοι διακονῇ</w:t>
+      </w:r>
+    </w:p>
+    <w:p>
+      <w:pPr/>
+      <w:r>
+        <w:rPr>
+          <w:lang w:val="gu_IN" w:bidi="gu_IN"/>
+        </w:rPr>
+      </w:r>
+      <w:r>
+        <w:rPr>
+          <w:b/>
+          <w:lang w:val="gu_IN" w:bidi="gu_IN"/>
+        </w:rPr>
         <w:t>"જેથી &amp; તે તારા વતી મારી સેવા કરી શકે"</w:t>
       </w:r>
     </w:p>
@@ -4524,6 +4989,21 @@
           <w:b/>
           <w:lang w:val="gu_IN" w:bidi="gu_IN"/>
         </w:rPr>
+        <w:t>ἐν τοῖς δεσμοῖς</w:t>
+      </w:r>
+    </w:p>
+    <w:p>
+      <w:pPr/>
+      <w:r>
+        <w:rPr>
+          <w:lang w:val="gu_IN" w:bidi="gu_IN"/>
+        </w:rPr>
+      </w:r>
+      <w:r>
+        <w:rPr>
+          <w:b/>
+          <w:lang w:val="gu_IN" w:bidi="gu_IN"/>
+        </w:rPr>
         <w:t>"સાંકળોમાં"</w:t>
       </w:r>
     </w:p>
@@ -4612,6 +5092,21 @@
           <w:b/>
           <w:lang w:val="gu_IN" w:bidi="gu_IN"/>
         </w:rPr>
+        <w:t>ἐν τοῖς δεσμοῖς τοῦ εὐαγγελίου</w:t>
+      </w:r>
+    </w:p>
+    <w:p>
+      <w:pPr/>
+      <w:r>
+        <w:rPr>
+          <w:lang w:val="gu_IN" w:bidi="gu_IN"/>
+        </w:rPr>
+      </w:r>
+      <w:r>
+        <w:rPr>
+          <w:b/>
+          <w:lang w:val="gu_IN" w:bidi="gu_IN"/>
+        </w:rPr>
         <w:t>"સુવાર્તાની સાંકળોમાં"</w:t>
       </w:r>
     </w:p>
@@ -4788,6 +5283,21 @@
           <w:b/>
           <w:lang w:val="gu_IN" w:bidi="gu_IN"/>
         </w:rPr>
+        <w:t>ἀλλὰ κατὰ ἑκούσιον</w:t>
+      </w:r>
+    </w:p>
+    <w:p>
+      <w:pPr/>
+      <w:r>
+        <w:rPr>
+          <w:lang w:val="gu_IN" w:bidi="gu_IN"/>
+        </w:rPr>
+      </w:r>
+      <w:r>
+        <w:rPr>
+          <w:b/>
+          <w:lang w:val="gu_IN" w:bidi="gu_IN"/>
+        </w:rPr>
         <w:t>"પરંતુ સારી ઈચ્છાને લીધે"</w:t>
       </w:r>
     </w:p>
@@ -4951,6 +5461,21 @@
           <w:b/>
           <w:lang w:val="gu_IN" w:bidi="gu_IN"/>
         </w:rPr>
+        <w:t>πρὸς ὥραν</w:t>
+      </w:r>
+    </w:p>
+    <w:p>
+      <w:pPr/>
+      <w:r>
+        <w:rPr>
+          <w:lang w:val="gu_IN" w:bidi="gu_IN"/>
+        </w:rPr>
+      </w:r>
+      <w:r>
+        <w:rPr>
+          <w:b/>
+          <w:lang w:val="gu_IN" w:bidi="gu_IN"/>
+        </w:rPr>
         <w:t>"એક ઘડી માટે"</w:t>
       </w:r>
     </w:p>
@@ -5102,6 +5627,21 @@
           <w:b/>
           <w:lang w:val="gu_IN" w:bidi="gu_IN"/>
         </w:rPr>
+        <w:t>οὐκέτι ὡς δοῦλον</w:t>
+      </w:r>
+    </w:p>
+    <w:p>
+      <w:pPr/>
+      <w:r>
+        <w:rPr>
+          <w:lang w:val="gu_IN" w:bidi="gu_IN"/>
+        </w:rPr>
+      </w:r>
+      <w:r>
+        <w:rPr>
+          <w:b/>
+          <w:lang w:val="gu_IN" w:bidi="gu_IN"/>
+        </w:rPr>
         <w:t>"હવેથી એક દાસ તરીકે નહિ"</w:t>
       </w:r>
     </w:p>
@@ -5165,6 +5705,21 @@
           <w:b/>
           <w:lang w:val="gu_IN" w:bidi="gu_IN"/>
         </w:rPr>
+        <w:t>ὑπὲρ δοῦλον</w:t>
+      </w:r>
+    </w:p>
+    <w:p>
+      <w:pPr/>
+      <w:r>
+        <w:rPr>
+          <w:lang w:val="gu_IN" w:bidi="gu_IN"/>
+        </w:rPr>
+      </w:r>
+      <w:r>
+        <w:rPr>
+          <w:b/>
+          <w:lang w:val="gu_IN" w:bidi="gu_IN"/>
+        </w:rPr>
         <w:t>"એક દાસ કરતા પણ વધારે"</w:t>
       </w:r>
     </w:p>
@@ -5228,6 +5783,21 @@
           <w:b/>
           <w:lang w:val="gu_IN" w:bidi="gu_IN"/>
         </w:rPr>
+        <w:t>ἀδελφὸν ἀγαπητόν</w:t>
+      </w:r>
+    </w:p>
+    <w:p>
+      <w:pPr/>
+      <w:r>
+        <w:rPr>
+          <w:lang w:val="gu_IN" w:bidi="gu_IN"/>
+        </w:rPr>
+      </w:r>
+      <w:r>
+        <w:rPr>
+          <w:b/>
+          <w:lang w:val="gu_IN" w:bidi="gu_IN"/>
+        </w:rPr>
         <w:t>"એક &amp; ભાઈ"</w:t>
       </w:r>
     </w:p>
@@ -5379,6 +5949,21 @@
           <w:b/>
           <w:lang w:val="gu_IN" w:bidi="gu_IN"/>
         </w:rPr>
+        <w:t>ἐν Κυρίῳ</w:t>
+      </w:r>
+    </w:p>
+    <w:p>
+      <w:pPr/>
+      <w:r>
+        <w:rPr>
+          <w:lang w:val="gu_IN" w:bidi="gu_IN"/>
+        </w:rPr>
+      </w:r>
+      <w:r>
+        <w:rPr>
+          <w:b/>
+          <w:lang w:val="gu_IN" w:bidi="gu_IN"/>
+        </w:rPr>
         <w:t>"પ્રભુમાં"</w:t>
       </w:r>
     </w:p>
@@ -5442,6 +6027,21 @@
           <w:b/>
           <w:lang w:val="gu_IN" w:bidi="gu_IN"/>
         </w:rPr>
+        <w:t>εἰ &amp; με ἔχεις κοινωνόν</w:t>
+      </w:r>
+    </w:p>
+    <w:p>
+      <w:pPr/>
+      <w:r>
+        <w:rPr>
+          <w:lang w:val="gu_IN" w:bidi="gu_IN"/>
+        </w:rPr>
+      </w:r>
+      <w:r>
+        <w:rPr>
+          <w:b/>
+          <w:lang w:val="gu_IN" w:bidi="gu_IN"/>
+        </w:rPr>
         <w:t>"જો તું મને તારો સાથી માને છે તો"</w:t>
       </w:r>
     </w:p>
@@ -5517,6 +6117,21 @@
           <w:b/>
           <w:lang w:val="gu_IN" w:bidi="gu_IN"/>
         </w:rPr>
+        <w:t>οὖν</w:t>
+      </w:r>
+    </w:p>
+    <w:p>
+      <w:pPr/>
+      <w:r>
+        <w:rPr>
+          <w:lang w:val="gu_IN" w:bidi="gu_IN"/>
+        </w:rPr>
+      </w:r>
+      <w:r>
+        <w:rPr>
+          <w:b/>
+          <w:lang w:val="gu_IN" w:bidi="gu_IN"/>
+        </w:rPr>
         <w:t>"તેથી"</w:t>
       </w:r>
     </w:p>
@@ -5599,6 +6214,21 @@
           <w:b/>
           <w:lang w:val="gu_IN" w:bidi="gu_IN"/>
         </w:rPr>
+        <w:t>προσλαβοῦ αὐτὸν ὡς ἐμέ</w:t>
+      </w:r>
+    </w:p>
+    <w:p>
+      <w:pPr/>
+      <w:r>
+        <w:rPr>
+          <w:lang w:val="gu_IN" w:bidi="gu_IN"/>
+        </w:rPr>
+      </w:r>
+      <w:r>
+        <w:rPr>
+          <w:b/>
+          <w:lang w:val="gu_IN" w:bidi="gu_IN"/>
+        </w:rPr>
         <w:t>"તેને મને તરીકે સ્વીકાર"</w:t>
       </w:r>
     </w:p>
@@ -5674,6 +6304,21 @@
           <w:b/>
           <w:lang w:val="gu_IN" w:bidi="gu_IN"/>
         </w:rPr>
+        <w:t>εἰ δέ τι ἠδίκησέν σε ἢ ὀφείλει</w:t>
+      </w:r>
+    </w:p>
+    <w:p>
+      <w:pPr/>
+      <w:r>
+        <w:rPr>
+          <w:lang w:val="gu_IN" w:bidi="gu_IN"/>
+        </w:rPr>
+      </w:r>
+      <w:r>
+        <w:rPr>
+          <w:b/>
+          <w:lang w:val="gu_IN" w:bidi="gu_IN"/>
+        </w:rPr>
         <w:t>"પણ જો તેણે તને નુકસાન કર્યું હોય અથવા કંઈપણ માટે તારા દેવામાં હોય, તો"</w:t>
       </w:r>
     </w:p>
@@ -5901,6 +6546,21 @@
           <w:b/>
           <w:lang w:val="gu_IN" w:bidi="gu_IN"/>
         </w:rPr>
+        <w:t>ἐγὼ Παῦλος ἔγραψα τῇ ἐμῇ χειρί</w:t>
+      </w:r>
+    </w:p>
+    <w:p>
+      <w:pPr/>
+      <w:r>
+        <w:rPr>
+          <w:lang w:val="gu_IN" w:bidi="gu_IN"/>
+        </w:rPr>
+      </w:r>
+      <w:r>
+        <w:rPr>
+          <w:b/>
+          <w:lang w:val="gu_IN" w:bidi="gu_IN"/>
+        </w:rPr>
         <w:t>"મેં, પાઉલે, મારા પોતાના હાથથી આ લખ્યું છે"</w:t>
       </w:r>
     </w:p>
@@ -5964,6 +6624,21 @@
           <w:b/>
           <w:lang w:val="gu_IN" w:bidi="gu_IN"/>
         </w:rPr>
+        <w:t>ἵνα μὴ λέγω σοι</w:t>
+      </w:r>
+    </w:p>
+    <w:p>
+      <w:pPr/>
+      <w:r>
+        <w:rPr>
+          <w:lang w:val="gu_IN" w:bidi="gu_IN"/>
+        </w:rPr>
+      </w:r>
+      <w:r>
+        <w:rPr>
+          <w:b/>
+          <w:lang w:val="gu_IN" w:bidi="gu_IN"/>
+        </w:rPr>
         <w:t>"તને એમ નહિ કહેવા માટે"</w:t>
       </w:r>
     </w:p>
@@ -6039,6 +6714,21 @@
           <w:b/>
           <w:lang w:val="gu_IN" w:bidi="gu_IN"/>
         </w:rPr>
+        <w:t>καὶ σεαυτόν μοι προσοφείλεις</w:t>
+      </w:r>
+    </w:p>
+    <w:p>
+      <w:pPr/>
+      <w:r>
+        <w:rPr>
+          <w:lang w:val="gu_IN" w:bidi="gu_IN"/>
+        </w:rPr>
+      </w:r>
+      <w:r>
+        <w:rPr>
+          <w:b/>
+          <w:lang w:val="gu_IN" w:bidi="gu_IN"/>
+        </w:rPr>
         <w:t>"તું તારા પોતાના માટે પણ મારો ઋણી છે"</w:t>
       </w:r>
     </w:p>
@@ -6114,6 +6804,21 @@
           <w:b/>
           <w:lang w:val="gu_IN" w:bidi="gu_IN"/>
         </w:rPr>
+        <w:t>ἀδελφέ</w:t>
+      </w:r>
+    </w:p>
+    <w:p>
+      <w:pPr/>
+      <w:r>
+        <w:rPr>
+          <w:lang w:val="gu_IN" w:bidi="gu_IN"/>
+        </w:rPr>
+      </w:r>
+      <w:r>
+        <w:rPr>
+          <w:b/>
+          <w:lang w:val="gu_IN" w:bidi="gu_IN"/>
+        </w:rPr>
         <w:t>"ભાઈ"</w:t>
       </w:r>
     </w:p>
@@ -6202,6 +6907,21 @@
           <w:b/>
           <w:lang w:val="gu_IN" w:bidi="gu_IN"/>
         </w:rPr>
+        <w:t>ἐν Κυρίῳ</w:t>
+      </w:r>
+    </w:p>
+    <w:p>
+      <w:pPr/>
+      <w:r>
+        <w:rPr>
+          <w:lang w:val="gu_IN" w:bidi="gu_IN"/>
+        </w:rPr>
+      </w:r>
+      <w:r>
+        <w:rPr>
+          <w:b/>
+          <w:lang w:val="gu_IN" w:bidi="gu_IN"/>
+        </w:rPr>
         <w:t>"પ્રભુમાં"</w:t>
       </w:r>
     </w:p>
@@ -6655,6 +7375,21 @@
           <w:b/>
           <w:lang w:val="gu_IN" w:bidi="gu_IN"/>
         </w:rPr>
+        <w:t>ἔγραψά σοι</w:t>
+      </w:r>
+    </w:p>
+    <w:p>
+      <w:pPr/>
+      <w:r>
+        <w:rPr>
+          <w:lang w:val="gu_IN" w:bidi="gu_IN"/>
+        </w:rPr>
+      </w:r>
+      <w:r>
+        <w:rPr>
+          <w:b/>
+          <w:lang w:val="gu_IN" w:bidi="gu_IN"/>
+        </w:rPr>
         <w:t>"મેં તને લખ્યું"</w:t>
       </w:r>
     </w:p>
@@ -6718,6 +7453,21 @@
           <w:b/>
           <w:lang w:val="gu_IN" w:bidi="gu_IN"/>
         </w:rPr>
+        <w:t>δὲ</w:t>
+      </w:r>
+    </w:p>
+    <w:p>
+      <w:pPr/>
+      <w:r>
+        <w:rPr>
+          <w:lang w:val="gu_IN" w:bidi="gu_IN"/>
+        </w:rPr>
+      </w:r>
+      <w:r>
+        <w:rPr>
+          <w:b/>
+          <w:lang w:val="gu_IN" w:bidi="gu_IN"/>
+        </w:rPr>
         <w:t>"Connecting Statement:"</w:t>
       </w:r>
     </w:p>
@@ -6792,6 +7542,21 @@
           <w:b/>
           <w:lang w:val="gu_IN" w:bidi="gu_IN"/>
         </w:rPr>
+        <w:t>ἅμα</w:t>
+      </w:r>
+    </w:p>
+    <w:p>
+      <w:pPr/>
+      <w:r>
+        <w:rPr>
+          <w:lang w:val="gu_IN" w:bidi="gu_IN"/>
+        </w:rPr>
+      </w:r>
+      <w:r>
+        <w:rPr>
+          <w:b/>
+          <w:lang w:val="gu_IN" w:bidi="gu_IN"/>
+        </w:rPr>
         <w:t>"સાથે સાથે"</w:t>
       </w:r>
     </w:p>
@@ -6937,6 +7702,21 @@
           <w:b/>
           <w:lang w:val="gu_IN" w:bidi="gu_IN"/>
         </w:rPr>
+        <w:t>ἑτοίμαζέ μοι ξενίαν</w:t>
+      </w:r>
+    </w:p>
+    <w:p>
+      <w:pPr/>
+      <w:r>
+        <w:rPr>
+          <w:lang w:val="gu_IN" w:bidi="gu_IN"/>
+        </w:rPr>
+      </w:r>
+      <w:r>
+        <w:rPr>
+          <w:b/>
+          <w:lang w:val="gu_IN" w:bidi="gu_IN"/>
+        </w:rPr>
         <w:t>"મારા માટે મહેમાન ખંડ તૈયાર રાખ"</w:t>
       </w:r>
     </w:p>
@@ -7070,6 +7850,21 @@
           <w:b/>
           <w:lang w:val="gu_IN" w:bidi="gu_IN"/>
         </w:rPr>
+        <w:t>χαρισθήσομαι ὑμῖν</w:t>
+      </w:r>
+    </w:p>
+    <w:p>
+      <w:pPr/>
+      <w:r>
+        <w:rPr>
+          <w:lang w:val="gu_IN" w:bidi="gu_IN"/>
+        </w:rPr>
+      </w:r>
+      <w:r>
+        <w:rPr>
+          <w:b/>
+          <w:lang w:val="gu_IN" w:bidi="gu_IN"/>
+        </w:rPr>
         <w:t>"મને તને પાછો સોંપવામાં આવશે"</w:t>
       </w:r>
     </w:p>
@@ -7145,6 +7940,21 @@
           <w:b/>
           <w:lang w:val="gu_IN" w:bidi="gu_IN"/>
         </w:rPr>
+        <w:t>ὑμῶν &amp; ὑμῖν</w:t>
+      </w:r>
+    </w:p>
+    <w:p>
+      <w:pPr/>
+      <w:r>
+        <w:rPr>
+          <w:lang w:val="gu_IN" w:bidi="gu_IN"/>
+        </w:rPr>
+      </w:r>
+      <w:r>
+        <w:rPr>
+          <w:b/>
+          <w:lang w:val="gu_IN" w:bidi="gu_IN"/>
+        </w:rPr>
         <w:t>"તારી &amp; મને તને પાછો સોંપવામાં આવશે"</w:t>
       </w:r>
     </w:p>
@@ -7246,6 +8056,21 @@
           <w:b/>
           <w:lang w:val="gu_IN" w:bidi="gu_IN"/>
         </w:rPr>
+        <w:t>Ἐπαφρᾶς</w:t>
+      </w:r>
+    </w:p>
+    <w:p>
+      <w:pPr/>
+      <w:r>
+        <w:rPr>
+          <w:lang w:val="gu_IN" w:bidi="gu_IN"/>
+        </w:rPr>
+      </w:r>
+      <w:r>
+        <w:rPr>
+          <w:b/>
+          <w:lang w:val="gu_IN" w:bidi="gu_IN"/>
+        </w:rPr>
         <w:t>"એપાફ્રાસ"</w:t>
       </w:r>
     </w:p>
@@ -7328,6 +8153,21 @@
           <w:b/>
           <w:lang w:val="gu_IN" w:bidi="gu_IN"/>
         </w:rPr>
+        <w:t>ἐν Χριστῷ Ἰησοῦ</w:t>
+      </w:r>
+    </w:p>
+    <w:p>
+      <w:pPr/>
+      <w:r>
+        <w:rPr>
+          <w:lang w:val="gu_IN" w:bidi="gu_IN"/>
+        </w:rPr>
+      </w:r>
+      <w:r>
+        <w:rPr>
+          <w:b/>
+          <w:lang w:val="gu_IN" w:bidi="gu_IN"/>
+        </w:rPr>
         <w:t>"ખ્રિસ્ત ઈસુમાં"</w:t>
       </w:r>
     </w:p>
@@ -7479,6 +8319,21 @@
           <w:b/>
           <w:lang w:val="gu_IN" w:bidi="gu_IN"/>
         </w:rPr>
+        <w:t>Μᾶρκος, Ἀρίσταρχος, Δημᾶς, Λουκᾶς</w:t>
+      </w:r>
+    </w:p>
+    <w:p>
+      <w:pPr/>
+      <w:r>
+        <w:rPr>
+          <w:lang w:val="gu_IN" w:bidi="gu_IN"/>
+        </w:rPr>
+      </w:r>
+      <w:r>
+        <w:rPr>
+          <w:b/>
+          <w:lang w:val="gu_IN" w:bidi="gu_IN"/>
+        </w:rPr>
         <w:t>"તેમ માર્ક, અરિસ્તાર્ખસ, દેમાસ {અને} લૂક"</w:t>
       </w:r>
     </w:p>
@@ -7617,6 +8472,21 @@
           <w:b/>
           <w:lang w:val="gu_IN" w:bidi="gu_IN"/>
         </w:rPr>
+        <w:t>μετὰ τοῦ πνεύματος ὑμῶν</w:t>
+      </w:r>
+    </w:p>
+    <w:p>
+      <w:pPr/>
+      <w:r>
+        <w:rPr>
+          <w:lang w:val="gu_IN" w:bidi="gu_IN"/>
+        </w:rPr>
+      </w:r>
+      <w:r>
+        <w:rPr>
+          <w:b/>
+          <w:lang w:val="gu_IN" w:bidi="gu_IN"/>
+        </w:rPr>
         <w:t>"તમારા આત્મા સાથે {હો"</w:t>
       </w:r>
     </w:p>
@@ -7699,6 +8569,21 @@
           <w:b/>
           <w:lang w:val="gu_IN" w:bidi="gu_IN"/>
         </w:rPr>
+        <w:t>ἡ χάρις τοῦ Κυρίου ἡμῶν, Ἰησοῦ Χριστοῦ</w:t>
+      </w:r>
+    </w:p>
+    <w:p>
+      <w:pPr/>
+      <w:r>
+        <w:rPr>
+          <w:lang w:val="gu_IN" w:bidi="gu_IN"/>
+        </w:rPr>
+      </w:r>
+      <w:r>
+        <w:rPr>
+          <w:b/>
+          <w:lang w:val="gu_IN" w:bidi="gu_IN"/>
+        </w:rPr>
         <w:t>"આપણા પ્રભુ ઈસુ ખ્રિસ્તની કૃપા"</w:t>
       </w:r>
     </w:p>
@@ -7773,6 +8658,21 @@
         <w:rPr>
           <w:lang w:val="gu_IN" w:bidi="gu_IN"/>
         </w:rPr>
+      </w:r>
+    </w:p>
+    <w:p>
+      <w:pPr/>
+      <w:r>
+        <w:rPr>
+          <w:lang w:val="gu_IN" w:bidi="gu_IN"/>
+        </w:rPr>
+      </w:r>
+      <w:r>
+        <w:rPr>
+          <w:b/>
+          <w:lang w:val="gu_IN" w:bidi="gu_IN"/>
+        </w:rPr>
+        <w:t>ὑμῶν</w:t>
       </w:r>
     </w:p>
     <w:p>

--- a/guj/docx/57.content.docx
+++ b/guj/docx/57.content.docx
@@ -901,6 +901,21 @@
           <w:b/>
           <w:lang w:val="gu_IN" w:bidi="gu_IN"/>
         </w:rPr>
+        <w:t>Φιλήμονι</w:t>
+      </w:r>
+    </w:p>
+    <w:p>
+      <w:pPr/>
+      <w:r>
+        <w:rPr>
+          <w:lang w:val="gu_IN" w:bidi="gu_IN"/>
+        </w:rPr>
+      </w:r>
+      <w:r>
+        <w:rPr>
+          <w:b/>
+          <w:lang w:val="gu_IN" w:bidi="gu_IN"/>
+        </w:rPr>
         <w:t>"ફિલેમોનને"</w:t>
       </w:r>
     </w:p>
@@ -1247,6 +1262,21 @@
           <w:b/>
           <w:lang w:val="gu_IN" w:bidi="gu_IN"/>
         </w:rPr>
+        <w:t>Ἀπφίᾳ</w:t>
+      </w:r>
+    </w:p>
+    <w:p>
+      <w:pPr/>
+      <w:r>
+        <w:rPr>
+          <w:lang w:val="gu_IN" w:bidi="gu_IN"/>
+        </w:rPr>
+      </w:r>
+      <w:r>
+        <w:rPr>
+          <w:b/>
+          <w:lang w:val="gu_IN" w:bidi="gu_IN"/>
+        </w:rPr>
         <w:t>"આફિયા"</w:t>
       </w:r>
     </w:p>
@@ -1632,6 +1662,21 @@
           <w:b/>
           <w:lang w:val="gu_IN" w:bidi="gu_IN"/>
         </w:rPr>
+        <w:t>Ἀπφίᾳ &amp; Ἀρχίππῳ &amp; τῇ &amp; ἐκκλησίᾳ</w:t>
+      </w:r>
+    </w:p>
+    <w:p>
+      <w:pPr/>
+      <w:r>
+        <w:rPr>
+          <w:lang w:val="gu_IN" w:bidi="gu_IN"/>
+        </w:rPr>
+      </w:r>
+      <w:r>
+        <w:rPr>
+          <w:b/>
+          <w:lang w:val="gu_IN" w:bidi="gu_IN"/>
+        </w:rPr>
         <w:t>"આફિયા &amp; આર્ખિપસ &amp; ઘરમાંની મંડળીને"</w:t>
       </w:r>
     </w:p>
@@ -1734,6 +1779,21 @@
           <w:b/>
           <w:lang w:val="gu_IN" w:bidi="gu_IN"/>
         </w:rPr>
+        <w:t>Ἀρχίππῳ</w:t>
+      </w:r>
+    </w:p>
+    <w:p>
+      <w:pPr/>
+      <w:r>
+        <w:rPr>
+          <w:lang w:val="gu_IN" w:bidi="gu_IN"/>
+        </w:rPr>
+      </w:r>
+      <w:r>
+        <w:rPr>
+          <w:b/>
+          <w:lang w:val="gu_IN" w:bidi="gu_IN"/>
+        </w:rPr>
         <w:t>"આર્ખિપસ"</w:t>
       </w:r>
     </w:p>
@@ -1977,6 +2037,21 @@
           <w:b/>
           <w:lang w:val="gu_IN" w:bidi="gu_IN"/>
         </w:rPr>
+        <w:t>χάρις ὑμῖν καὶ εἰρήνη, ἀπὸ Θεοῦ Πατρὸς ἡμῶν καὶ Κυρίου ἡμῶν Ἰησοῦ Χριστοῦ</w:t>
+      </w:r>
+    </w:p>
+    <w:p>
+      <w:pPr/>
+      <w:r>
+        <w:rPr>
+          <w:lang w:val="gu_IN" w:bidi="gu_IN"/>
+        </w:rPr>
+      </w:r>
+      <w:r>
+        <w:rPr>
+          <w:b/>
+          <w:lang w:val="gu_IN" w:bidi="gu_IN"/>
+        </w:rPr>
         <w:t>"તમોને ઈશ્વર આપણા પિતા અને આપણા પ્રભુ ઈસુ ખ્રિસ્ત તરફથી કૃપા અને શાંતિ હો"</w:t>
       </w:r>
     </w:p>
@@ -2052,6 +2127,21 @@
           <w:b/>
           <w:lang w:val="gu_IN" w:bidi="gu_IN"/>
         </w:rPr>
+        <w:t>χάρις ὑμῖν καὶ εἰρήνη, ἀπὸ Θεοῦ Πατρὸς ἡμῶν καὶ Κυρίου ἡμῶν Ἰησοῦ Χριστοῦ</w:t>
+      </w:r>
+    </w:p>
+    <w:p>
+      <w:pPr/>
+      <w:r>
+        <w:rPr>
+          <w:lang w:val="gu_IN" w:bidi="gu_IN"/>
+        </w:rPr>
+      </w:r>
+      <w:r>
+        <w:rPr>
+          <w:b/>
+          <w:lang w:val="gu_IN" w:bidi="gu_IN"/>
+        </w:rPr>
         <w:t>"તમોને ઈશ્વર આપણા પિતા અને આપણા પ્રભુ ઈસુ ખ્રિસ્ત તરફથી કૃપા અને શાંતિ હો"</w:t>
       </w:r>
     </w:p>
@@ -2359,6 +2449,21 @@
           <w:b/>
           <w:lang w:val="gu_IN" w:bidi="gu_IN"/>
         </w:rPr>
+        <w:t>Πατρὸς</w:t>
+      </w:r>
+    </w:p>
+    <w:p>
+      <w:pPr/>
+      <w:r>
+        <w:rPr>
+          <w:lang w:val="gu_IN" w:bidi="gu_IN"/>
+        </w:rPr>
+      </w:r>
+      <w:r>
+        <w:rPr>
+          <w:b/>
+          <w:lang w:val="gu_IN" w:bidi="gu_IN"/>
+        </w:rPr>
         <w:t>"પિતા"</w:t>
       </w:r>
     </w:p>
@@ -2537,6 +2642,21 @@
           <w:b/>
           <w:lang w:val="gu_IN" w:bidi="gu_IN"/>
         </w:rPr>
+        <w:t>ἀκούων σου τὴν ἀγάπην καὶ τὴν πίστιν, ἣν ἔχεις πρὸς τὸν Κύριον Ἰησοῦν, καὶ εἰς πάντας τοὺς ἁγίους</w:t>
+      </w:r>
+    </w:p>
+    <w:p>
+      <w:pPr/>
+      <w:r>
+        <w:rPr>
+          <w:lang w:val="gu_IN" w:bidi="gu_IN"/>
+        </w:rPr>
+      </w:r>
+      <w:r>
+        <w:rPr>
+          <w:b/>
+          <w:lang w:val="gu_IN" w:bidi="gu_IN"/>
+        </w:rPr>
         <w:t>"તારા પ્રેમ અને વિશ્વાસ વિષે સાંભળીને જે પ્રભુ ઈસુમાં અને સર્વ સંતો પ્રત્યે તું ધરાવે છે"</w:t>
       </w:r>
     </w:p>
@@ -2638,6 +2758,21 @@
           <w:b/>
           <w:lang w:val="gu_IN" w:bidi="gu_IN"/>
         </w:rPr>
+        <w:t>ἀκούων σου τὴν ἀγάπην καὶ τὴν πίστιν, ἣν ἔχεις πρὸς τὸν Κύριον Ἰησοῦν, καὶ εἰς πάντας τοὺς ἁγίους</w:t>
+      </w:r>
+    </w:p>
+    <w:p>
+      <w:pPr/>
+      <w:r>
+        <w:rPr>
+          <w:lang w:val="gu_IN" w:bidi="gu_IN"/>
+        </w:rPr>
+      </w:r>
+      <w:r>
+        <w:rPr>
+          <w:b/>
+          <w:lang w:val="gu_IN" w:bidi="gu_IN"/>
+        </w:rPr>
         <w:t>"તારા પ્રેમ અને વિશ્વાસ વિષે સાંભળીને જે પ્રભુ ઈસુમાં અને સર્વ સંતો પ્રત્યે તું ધરાવે છે"</w:t>
       </w:r>
     </w:p>
@@ -2713,6 +2848,21 @@
           <w:b/>
           <w:lang w:val="gu_IN" w:bidi="gu_IN"/>
         </w:rPr>
+        <w:t>σου &amp; ἔχεις</w:t>
+      </w:r>
+    </w:p>
+    <w:p>
+      <w:pPr/>
+      <w:r>
+        <w:rPr>
+          <w:lang w:val="gu_IN" w:bidi="gu_IN"/>
+        </w:rPr>
+      </w:r>
+      <w:r>
+        <w:rPr>
+          <w:b/>
+          <w:lang w:val="gu_IN" w:bidi="gu_IN"/>
+        </w:rPr>
         <w:t>"તારા &amp; જે &amp; તું ધરાવે છે"</w:t>
       </w:r>
     </w:p>
@@ -3014,6 +3164,21 @@
           <w:b/>
           <w:lang w:val="gu_IN" w:bidi="gu_IN"/>
         </w:rPr>
+        <w:t>ἡ κοινωνία τῆς πίστεώς σου, ἐνεργὴς γένηται ἐν ἐπιγνώσει παντὸς ἀγαθοῦ τοῦ ἐν ἡμῖν εἰς Χριστόν</w:t>
+      </w:r>
+    </w:p>
+    <w:p>
+      <w:pPr/>
+      <w:r>
+        <w:rPr>
+          <w:lang w:val="gu_IN" w:bidi="gu_IN"/>
+        </w:rPr>
+      </w:r>
+      <w:r>
+        <w:rPr>
+          <w:b/>
+          <w:lang w:val="gu_IN" w:bidi="gu_IN"/>
+        </w:rPr>
         <w:t>"ખ્રિસ્ત વિષે જે સઘળું સારું આપણી મધ્યે {છે} તેના જ્ઞાનથી તારા વિશ્વાસની સંગત અસરકારક બને"</w:t>
       </w:r>
     </w:p>
@@ -3115,6 +3280,21 @@
           <w:b/>
           <w:lang w:val="gu_IN" w:bidi="gu_IN"/>
         </w:rPr>
+        <w:t>ἐν ἐπιγνώσει παντὸς ἀγαθοῦ</w:t>
+      </w:r>
+    </w:p>
+    <w:p>
+      <w:pPr/>
+      <w:r>
+        <w:rPr>
+          <w:lang w:val="gu_IN" w:bidi="gu_IN"/>
+        </w:rPr>
+      </w:r>
+      <w:r>
+        <w:rPr>
+          <w:b/>
+          <w:lang w:val="gu_IN" w:bidi="gu_IN"/>
+        </w:rPr>
         <w:t>"વિષે &amp; સઘળું સારું &amp; તેના જ્ઞાનથી"</w:t>
       </w:r>
     </w:p>
@@ -3499,6 +3679,21 @@
           <w:b/>
           <w:lang w:val="gu_IN" w:bidi="gu_IN"/>
         </w:rPr>
+        <w:t>τὰ σπλάγχνα τῶν ἁγίων ἀναπέπαυται διὰ σοῦ</w:t>
+      </w:r>
+    </w:p>
+    <w:p>
+      <w:pPr/>
+      <w:r>
+        <w:rPr>
+          <w:lang w:val="gu_IN" w:bidi="gu_IN"/>
+        </w:rPr>
+      </w:r>
+      <w:r>
+        <w:rPr>
+          <w:b/>
+          <w:lang w:val="gu_IN" w:bidi="gu_IN"/>
+        </w:rPr>
         <w:t>"સંતોના આંતરિક મનો તારા દ્વારા તાજગીસભર કરાયેલા છે"</w:t>
       </w:r>
     </w:p>
@@ -3677,6 +3872,21 @@
           <w:b/>
           <w:lang w:val="gu_IN" w:bidi="gu_IN"/>
         </w:rPr>
+        <w:t>τὰ σπλάγχνα τῶν ἁγίων ἀναπέπαυται διὰ σοῦ</w:t>
+      </w:r>
+    </w:p>
+    <w:p>
+      <w:pPr/>
+      <w:r>
+        <w:rPr>
+          <w:lang w:val="gu_IN" w:bidi="gu_IN"/>
+        </w:rPr>
+      </w:r>
+      <w:r>
+        <w:rPr>
+          <w:b/>
+          <w:lang w:val="gu_IN" w:bidi="gu_IN"/>
+        </w:rPr>
         <w:t>"સંતોના આંતરિક મનો તારા દ્વારા તાજગીસભર કરાયેલા છે"</w:t>
       </w:r>
     </w:p>
@@ -3942,6 +4152,21 @@
           <w:b/>
           <w:lang w:val="gu_IN" w:bidi="gu_IN"/>
         </w:rPr>
+        <w:t>πολλὴν ἐν Χριστῷ παρρησίαν</w:t>
+      </w:r>
+    </w:p>
+    <w:p>
+      <w:pPr/>
+      <w:r>
+        <w:rPr>
+          <w:lang w:val="gu_IN" w:bidi="gu_IN"/>
+        </w:rPr>
+      </w:r>
+      <w:r>
+        <w:rPr>
+          <w:b/>
+          <w:lang w:val="gu_IN" w:bidi="gu_IN"/>
+        </w:rPr>
         <w:t>"ખ્રિસ્તમાં ઘણી હિંમત"</w:t>
       </w:r>
     </w:p>
@@ -4270,6 +4495,21 @@
           <w:b/>
           <w:lang w:val="gu_IN" w:bidi="gu_IN"/>
         </w:rPr>
+        <w:t>Ὀνήσιμον</w:t>
+      </w:r>
+    </w:p>
+    <w:p>
+      <w:pPr/>
+      <w:r>
+        <w:rPr>
+          <w:lang w:val="gu_IN" w:bidi="gu_IN"/>
+        </w:rPr>
+      </w:r>
+      <w:r>
+        <w:rPr>
+          <w:b/>
+          <w:lang w:val="gu_IN" w:bidi="gu_IN"/>
+        </w:rPr>
         <w:t>"ઓનેસિમસ"</w:t>
       </w:r>
     </w:p>
@@ -4655,6 +4895,21 @@
           <w:b/>
           <w:lang w:val="gu_IN" w:bidi="gu_IN"/>
         </w:rPr>
+        <w:t>ὃν ἀνέπεμψά σοι</w:t>
+      </w:r>
+    </w:p>
+    <w:p>
+      <w:pPr/>
+      <w:r>
+        <w:rPr>
+          <w:lang w:val="gu_IN" w:bidi="gu_IN"/>
+        </w:rPr>
+      </w:r>
+      <w:r>
+        <w:rPr>
+          <w:b/>
+          <w:lang w:val="gu_IN" w:bidi="gu_IN"/>
+        </w:rPr>
         <w:t>"જેને મેં તારી પાસે પાછો મોકલ્યો છે"</w:t>
       </w:r>
     </w:p>
@@ -5195,6 +5450,21 @@
           <w:b/>
           <w:lang w:val="gu_IN" w:bidi="gu_IN"/>
         </w:rPr>
+        <w:t>ἵνα μὴ ὡς κατὰ ἀνάγκην τὸ ἀγαθόν σου ᾖ</w:t>
+      </w:r>
+    </w:p>
+    <w:p>
+      <w:pPr/>
+      <w:r>
+        <w:rPr>
+          <w:lang w:val="gu_IN" w:bidi="gu_IN"/>
+        </w:rPr>
+      </w:r>
+      <w:r>
+        <w:rPr>
+          <w:b/>
+          <w:lang w:val="gu_IN" w:bidi="gu_IN"/>
+        </w:rPr>
         <w:t>"જેથી કરીને તારા સારા કૃત્યો એમ કોઈ મજબૂરી અનુસાર નહિ &amp; હોય"</w:t>
       </w:r>
     </w:p>
@@ -5386,6 +5656,21 @@
           <w:b/>
           <w:lang w:val="gu_IN" w:bidi="gu_IN"/>
         </w:rPr>
+        <w:t>τάχα γὰρ διὰ τοῦτο, ἐχωρίσθη πρὸς ὥραν, ἵνα</w:t>
+      </w:r>
+    </w:p>
+    <w:p>
+      <w:pPr/>
+      <w:r>
+        <w:rPr>
+          <w:lang w:val="gu_IN" w:bidi="gu_IN"/>
+        </w:rPr>
+      </w:r>
+      <w:r>
+        <w:rPr>
+          <w:b/>
+          <w:lang w:val="gu_IN" w:bidi="gu_IN"/>
+        </w:rPr>
         <w:t>"કદાચ આ જ કારણસર તે તારાથી એક ઘડી માટે અલગ થઈ ગયો હતો, જેથી કે"</w:t>
       </w:r>
     </w:p>
@@ -5564,6 +5849,21 @@
           <w:b/>
           <w:lang w:val="gu_IN" w:bidi="gu_IN"/>
         </w:rPr>
+        <w:t>ὑπὲρ δοῦλον</w:t>
+      </w:r>
+    </w:p>
+    <w:p>
+      <w:pPr/>
+      <w:r>
+        <w:rPr>
+          <w:lang w:val="gu_IN" w:bidi="gu_IN"/>
+        </w:rPr>
+      </w:r>
+      <w:r>
+        <w:rPr>
+          <w:b/>
+          <w:lang w:val="gu_IN" w:bidi="gu_IN"/>
+        </w:rPr>
         <w:t>"એક દાસ કરતા પણ વધારે"</w:t>
       </w:r>
     </w:p>
@@ -5886,6 +6186,21 @@
           <w:b/>
           <w:lang w:val="gu_IN" w:bidi="gu_IN"/>
         </w:rPr>
+        <w:t>ἀγαπητόν</w:t>
+      </w:r>
+    </w:p>
+    <w:p>
+      <w:pPr/>
+      <w:r>
+        <w:rPr>
+          <w:lang w:val="gu_IN" w:bidi="gu_IN"/>
+        </w:rPr>
+      </w:r>
+      <w:r>
+        <w:rPr>
+          <w:b/>
+          <w:lang w:val="gu_IN" w:bidi="gu_IN"/>
+        </w:rPr>
         <w:t>"પ્રિય"</w:t>
       </w:r>
     </w:p>
@@ -6394,6 +6709,21 @@
           <w:b/>
           <w:lang w:val="gu_IN" w:bidi="gu_IN"/>
         </w:rPr>
+        <w:t>εἰ δέ τι ἠδίκησέν σε ἢ ὀφείλει</w:t>
+      </w:r>
+    </w:p>
+    <w:p>
+      <w:pPr/>
+      <w:r>
+        <w:rPr>
+          <w:lang w:val="gu_IN" w:bidi="gu_IN"/>
+        </w:rPr>
+      </w:r>
+      <w:r>
+        <w:rPr>
+          <w:b/>
+          <w:lang w:val="gu_IN" w:bidi="gu_IN"/>
+        </w:rPr>
         <w:t>"પણ જો તેણે તને નુકસાન કર્યું હોય અથવા કંઈપણ માટે તારા દેવામાં હોય, તો"</w:t>
       </w:r>
     </w:p>
@@ -6483,6 +6813,21 @@
           <w:b/>
           <w:lang w:val="gu_IN" w:bidi="gu_IN"/>
         </w:rPr>
+        <w:t>τοῦτο ἐμοὶ ἐλλόγα</w:t>
+      </w:r>
+    </w:p>
+    <w:p>
+      <w:pPr/>
+      <w:r>
+        <w:rPr>
+          <w:lang w:val="gu_IN" w:bidi="gu_IN"/>
+        </w:rPr>
+      </w:r>
+      <w:r>
+        <w:rPr>
+          <w:b/>
+          <w:lang w:val="gu_IN" w:bidi="gu_IN"/>
+        </w:rPr>
         <w:t>"તે મારે ખાતે લખ"</w:t>
       </w:r>
     </w:p>
@@ -7023,6 +7368,21 @@
           <w:b/>
           <w:lang w:val="gu_IN" w:bidi="gu_IN"/>
         </w:rPr>
+        <w:t>ἀνάπαυσόν μου τὰ σπλάγχνα ἐν Χριστῷ</w:t>
+      </w:r>
+    </w:p>
+    <w:p>
+      <w:pPr/>
+      <w:r>
+        <w:rPr>
+          <w:lang w:val="gu_IN" w:bidi="gu_IN"/>
+        </w:rPr>
+      </w:r>
+      <w:r>
+        <w:rPr>
+          <w:b/>
+          <w:lang w:val="gu_IN" w:bidi="gu_IN"/>
+        </w:rPr>
         <w:t>"ખ્રિસ્તમાં મારા આંતરિક મનને તાજગીસભર કર"</w:t>
       </w:r>
     </w:p>
@@ -7098,6 +7458,21 @@
           <w:b/>
           <w:lang w:val="gu_IN" w:bidi="gu_IN"/>
         </w:rPr>
+        <w:t>ἀνάπαυσόν μου τὰ σπλάγχνα</w:t>
+      </w:r>
+    </w:p>
+    <w:p>
+      <w:pPr/>
+      <w:r>
+        <w:rPr>
+          <w:lang w:val="gu_IN" w:bidi="gu_IN"/>
+        </w:rPr>
+      </w:r>
+      <w:r>
+        <w:rPr>
+          <w:b/>
+          <w:lang w:val="gu_IN" w:bidi="gu_IN"/>
+        </w:rPr>
         <w:t>"મારા આંતરિક મનને તાજગીસભર કર"</w:t>
       </w:r>
     </w:p>
@@ -7186,6 +7561,21 @@
           <w:b/>
           <w:lang w:val="gu_IN" w:bidi="gu_IN"/>
         </w:rPr>
+        <w:t>ἀνάπαυσόν μου τὰ σπλάγχνα</w:t>
+      </w:r>
+    </w:p>
+    <w:p>
+      <w:pPr/>
+      <w:r>
+        <w:rPr>
+          <w:lang w:val="gu_IN" w:bidi="gu_IN"/>
+        </w:rPr>
+      </w:r>
+      <w:r>
+        <w:rPr>
+          <w:b/>
+          <w:lang w:val="gu_IN" w:bidi="gu_IN"/>
+        </w:rPr>
         <w:t>"મારા આંતરિક મનને તાજગીસભર કર"</w:t>
       </w:r>
     </w:p>
@@ -7274,6 +7664,21 @@
           <w:b/>
           <w:lang w:val="gu_IN" w:bidi="gu_IN"/>
         </w:rPr>
+        <w:t>πεποιθὼς τῇ ὑπακοῇ σου</w:t>
+      </w:r>
+    </w:p>
+    <w:p>
+      <w:pPr/>
+      <w:r>
+        <w:rPr>
+          <w:lang w:val="gu_IN" w:bidi="gu_IN"/>
+        </w:rPr>
+      </w:r>
+      <w:r>
+        <w:rPr>
+          <w:b/>
+          <w:lang w:val="gu_IN" w:bidi="gu_IN"/>
+        </w:rPr>
         <w:t>"તારી આધિનતામાં ભરોસો હોવાથી"</w:t>
       </w:r>
     </w:p>
@@ -7639,6 +8044,21 @@
           <w:b/>
           <w:lang w:val="gu_IN" w:bidi="gu_IN"/>
         </w:rPr>
+        <w:t>χαρισθήσομαι ὑμῖν</w:t>
+      </w:r>
+    </w:p>
+    <w:p>
+      <w:pPr/>
+      <w:r>
+        <w:rPr>
+          <w:lang w:val="gu_IN" w:bidi="gu_IN"/>
+        </w:rPr>
+      </w:r>
+      <w:r>
+        <w:rPr>
+          <w:b/>
+          <w:lang w:val="gu_IN" w:bidi="gu_IN"/>
+        </w:rPr>
         <w:t>"મને તને પાછો સોંપવામાં આવશે"</w:t>
       </w:r>
     </w:p>
@@ -7787,6 +8207,21 @@
           <w:b/>
           <w:lang w:val="gu_IN" w:bidi="gu_IN"/>
         </w:rPr>
+        <w:t>διὰ τῶν προσευχῶν ὑμῶν</w:t>
+      </w:r>
+    </w:p>
+    <w:p>
+      <w:pPr/>
+      <w:r>
+        <w:rPr>
+          <w:lang w:val="gu_IN" w:bidi="gu_IN"/>
+        </w:rPr>
+      </w:r>
+      <w:r>
+        <w:rPr>
+          <w:b/>
+          <w:lang w:val="gu_IN" w:bidi="gu_IN"/>
+        </w:rPr>
         <w:t>"તારી પ્રાર્થનાઓ દ્વારા"</w:t>
       </w:r>
     </w:p>
@@ -8244,6 +8679,21 @@
           <w:b/>
           <w:lang w:val="gu_IN" w:bidi="gu_IN"/>
         </w:rPr>
+        <w:t>Μᾶρκος, Ἀρίσταρχος, Δημᾶς, Λουκᾶς</w:t>
+      </w:r>
+    </w:p>
+    <w:p>
+      <w:pPr/>
+      <w:r>
+        <w:rPr>
+          <w:lang w:val="gu_IN" w:bidi="gu_IN"/>
+        </w:rPr>
+      </w:r>
+      <w:r>
+        <w:rPr>
+          <w:b/>
+          <w:lang w:val="gu_IN" w:bidi="gu_IN"/>
+        </w:rPr>
         <w:t>"તેમ માર્ક, અરિસ્તાર્ખસ, દેમાસ {અને} લૂક"</w:t>
       </w:r>
     </w:p>
@@ -8395,6 +8845,21 @@
         <w:rPr>
           <w:lang w:val="gu_IN" w:bidi="gu_IN"/>
         </w:rPr>
+      </w:r>
+    </w:p>
+    <w:p>
+      <w:pPr/>
+      <w:r>
+        <w:rPr>
+          <w:lang w:val="gu_IN" w:bidi="gu_IN"/>
+        </w:rPr>
+      </w:r>
+      <w:r>
+        <w:rPr>
+          <w:b/>
+          <w:lang w:val="gu_IN" w:bidi="gu_IN"/>
+        </w:rPr>
+        <w:t>οἱ συνεργοί μου</w:t>
       </w:r>
     </w:p>
     <w:p>
